--- a/实习报告-706所合作版_v3.docx
+++ b/实习报告-706所合作版_v3.docx
@@ -253,14 +253,6 @@
         <w:gridCol w:w="4326"/>
       </w:tblGrid>
       <w:tr>
-        <w:tblPrEx>
-          <w:tblCellMar>
-            <w:top w:w="0" w:type="dxa"/>
-            <w:left w:w="108" w:type="dxa"/>
-            <w:bottom w:w="0" w:type="dxa"/>
-            <w:right w:w="108" w:type="dxa"/>
-          </w:tblCellMar>
-        </w:tblPrEx>
         <w:trPr>
           <w:trHeight w:val="543" w:hRule="atLeast"/>
           <w:jc w:val="center"/>
@@ -2558,7 +2550,24 @@
           <w:sz w:val="24"/>
           <w:szCs w:val="24"/>
         </w:rPr>
-        <w:t>进行引用完整性验证，基于解析器真值表检测悬空引用、缺失声明、遗漏组件、幻觉组件等问题，并实现了自动修复功能，包括补全缺失的end语句、补全缺失的组件声明和feature声明、补全连接分号等。对于静态分析无法修复的错误，则交给AadlFixerAgent利用大模型进行智能修复。这种混合修复策略在保证效率的同时，大幅提高了AADL代码的正确率。</w:t>
+        <w:t>进行引用完整性验证，基于解析器真值表检测悬空引用、缺失声明、遗漏组件、幻觉组件等问题，并实现了自动修复功能，包括补全缺失的end语句、补全缺失的组件声明和feature声明、补全连接分号等。对于静态分析无法修复的错误，则交给</w:t>
+      </w:r>
+      <w:r>
+        <w:rPr>
+          <w:rFonts w:hint="eastAsia" w:ascii="宋体" w:hAnsi="宋体"/>
+          <w:sz w:val="24"/>
+          <w:szCs w:val="24"/>
+          <w:lang w:val="en-US" w:eastAsia="zh-CN"/>
+        </w:rPr>
+        <w:t>AADL修复</w:t>
+      </w:r>
+      <w:r>
+        <w:rPr>
+          <w:rFonts w:ascii="宋体" w:hAnsi="宋体" w:eastAsia="宋体"/>
+          <w:sz w:val="24"/>
+          <w:szCs w:val="24"/>
+        </w:rPr>
+        <w:t>Agent利用大模型进行智能修复。这种混合修复策略在保证效率的同时，大幅提高了AADL代码的正确率。</w:t>
       </w:r>
     </w:p>
     <w:p>
@@ -2653,7 +2662,24 @@
           <w:sz w:val="24"/>
           <w:szCs w:val="24"/>
         </w:rPr>
-        <w:t>为六个Agent分别设计了独立的提示词模板，全部采用YAML配置文件进行管理，实现了提示词与代码的解耦，便于迭代优化。每个提示词模板都遵循结构化设计原则，包含系统角色设定、任务描述、输出格式要求、格式示例、严格规则、完整示例、输入内容和自检清单八个标准化模块。系统角色设定通过赋予大模型专业身份（如</w:t>
+        <w:t>为</w:t>
+      </w:r>
+      <w:r>
+        <w:rPr>
+          <w:rFonts w:hint="eastAsia" w:ascii="宋体" w:hAnsi="宋体"/>
+          <w:sz w:val="24"/>
+          <w:szCs w:val="24"/>
+          <w:lang w:val="en-US" w:eastAsia="zh-CN"/>
+        </w:rPr>
+        <w:t>五</w:t>
+      </w:r>
+      <w:r>
+        <w:rPr>
+          <w:rFonts w:ascii="宋体" w:hAnsi="宋体" w:eastAsia="宋体"/>
+          <w:sz w:val="24"/>
+          <w:szCs w:val="24"/>
+        </w:rPr>
+        <w:t>个Agent分别设计了独立的提示词模板，全部采用YAML配置文件进行管理，实现了提示词与代码的解耦，便于迭代优化。每个提示词模板都遵循结构化设计原则，包含系统角色设定、任务描述、输出格式要求、格式示例、严格规则、完整示例、输入内容和自检清单八个标准化模块。系统角色设定通过赋予大模型专业身份（如</w:t>
       </w:r>
       <w:r>
         <w:rPr>
@@ -3316,17 +3342,7 @@
           <w:sz w:val="24"/>
           <w:szCs w:val="24"/>
         </w:rPr>
-        <w:t>，在学术诚信与知识产权方面，我们严格遵守学术规范。项目中使用的所有开源库（如Spring Boot、Apache POI、Qdrant客户端等）都遵循其相应的开源协议</w:t>
-      </w:r>
-      <w:bookmarkStart w:id="0" w:name="_GoBack"/>
-      <w:bookmarkEnd w:id="0"/>
-      <w:r>
-        <w:rPr>
-          <w:rFonts w:ascii="宋体" w:hAnsi="宋体" w:eastAsia="宋体"/>
-          <w:sz w:val="24"/>
-          <w:szCs w:val="24"/>
-        </w:rPr>
-        <w:t>。对于参考的技术文档和代码示例，我们都进行了充分的理解和消化后再进行实现，绝不直接抄袭他人代码。知识库中的AADL语法知识均来自公开的AADL标准文档和官方教程，确保知识来源的合法性。</w:t>
+        <w:t>，在学术诚信与知识产权方面，我们严格遵守学术规范。项目中使用的所有开源库（如Spring Boot、Apache POI、Qdrant客户端等）都遵循其相应的开源协议。对于参考的技术文档和代码示例，我们都进行了充分的理解和消化后再进行实现，绝不直接抄袭他人代码。知识库中的AADL语法知识均来自公开的AADL标准文档和官方教程，确保知识来源的合法性。</w:t>
       </w:r>
     </w:p>
     <w:p>
@@ -3502,6 +3518,10 @@
       <w:pPr>
         <w:spacing w:line="400" w:lineRule="exact"/>
         <w:ind w:firstLine="480"/>
+        <w:rPr>
+          <w:rFonts w:hint="default" w:eastAsia="宋体"/>
+          <w:lang w:val="en-US" w:eastAsia="zh-CN"/>
+        </w:rPr>
       </w:pPr>
       <w:r>
         <w:rPr>
@@ -3510,6 +3530,15 @@
           <w:szCs w:val="24"/>
         </w:rPr>
         <w:t>除了团队内部的协作，我们还定期向指导教师汇报项目进展，展示已完成的功能演示，讨论遇到的技术难题和解决方案。指导教师从软件工程方法论和项目管理的角度给予了很多宝贵意见，帮助我们不断优化系统设计。</w:t>
+      </w:r>
+      <w:r>
+        <w:rPr>
+          <w:rFonts w:hint="eastAsia" w:ascii="宋体" w:hAnsi="宋体"/>
+          <w:sz w:val="24"/>
+          <w:szCs w:val="24"/>
+          <w:lang w:val="en-US" w:eastAsia="zh-CN"/>
+        </w:rPr>
+        <w:t>此外，我们会定期参加706研究所召开的例会，进一步听取他们的需求，关注上下家的进展，将各方的需求落实到项目中。</w:t>
       </w:r>
     </w:p>
     <w:p>
@@ -3609,7 +3638,35 @@
           <w:sz w:val="24"/>
           <w:szCs w:val="24"/>
         </w:rPr>
-        <w:t>核心目标：实现从自然语言需求文档到AADL架构模型的自动转换，以及各项功能需求和非功能需求。</w:t>
+        <w:t>核心目标</w:t>
+      </w:r>
+      <w:r>
+        <w:rPr>
+          <w:rFonts w:hint="eastAsia" w:ascii="宋体" w:hAnsi="宋体"/>
+          <w:sz w:val="24"/>
+          <w:szCs w:val="24"/>
+          <w:lang w:val="en-US" w:eastAsia="zh-CN"/>
+        </w:rPr>
+        <w:t>和现有工作</w:t>
+      </w:r>
+      <w:r>
+        <w:rPr>
+          <w:rFonts w:ascii="宋体" w:hAnsi="宋体" w:eastAsia="宋体"/>
+          <w:sz w:val="24"/>
+          <w:szCs w:val="24"/>
+        </w:rPr>
+        <w:t>：实现从自然语言需求文档到AADL架构模型的自动转换，以及各项功能需求和非功能需求。</w:t>
+      </w:r>
+      <w:bookmarkStart w:id="0" w:name="_GoBack"/>
+      <w:bookmarkEnd w:id="0"/>
+      <w:r>
+        <w:rPr>
+          <w:rFonts w:hint="eastAsia" w:ascii="宋体" w:hAnsi="宋体"/>
+          <w:sz w:val="24"/>
+          <w:szCs w:val="24"/>
+          <w:lang w:val="en-US" w:eastAsia="zh-CN"/>
+        </w:rPr>
+        <w:t>当时仍只是单一架构，未引入多Agent协作。</w:t>
       </w:r>
       <w:r>
         <w:rPr>
@@ -5313,12 +5370,6 @@
             <w:insideH w:val="single" w:color="auto" w:sz="4" w:space="0"/>
             <w:insideV w:val="single" w:color="auto" w:sz="4" w:space="0"/>
           </w:tblBorders>
-          <w:tblCellMar>
-            <w:top w:w="0" w:type="dxa"/>
-            <w:left w:w="10" w:type="dxa"/>
-            <w:bottom w:w="0" w:type="dxa"/>
-            <w:right w:w="10" w:type="dxa"/>
-          </w:tblCellMar>
         </w:tblPrEx>
         <w:tc>
           <w:tcPr>
@@ -6536,12 +6587,6 @@
             <w:insideH w:val="single" w:color="auto" w:sz="4" w:space="0"/>
             <w:insideV w:val="single" w:color="auto" w:sz="4" w:space="0"/>
           </w:tblBorders>
-          <w:tblCellMar>
-            <w:top w:w="0" w:type="dxa"/>
-            <w:left w:w="10" w:type="dxa"/>
-            <w:bottom w:w="0" w:type="dxa"/>
-            <w:right w:w="10" w:type="dxa"/>
-          </w:tblCellMar>
         </w:tblPrEx>
         <w:tc>
           <w:tcPr>
